--- a/miltenyi-pms-dev/docs/Miltenyi-PMS-UAT-Guide.docx
+++ b/miltenyi-pms-dev/docs/Miltenyi-PMS-UAT-Guide.docx
@@ -14,7 +14,7 @@
           <w:sz w:val="40"/>
           <w:szCs w:val="40"/>
         </w:rPr>
-        <w:t xml:space="preserve">Miltenyi PMS — UAT Guide</w:t>
+        <w:t xml:space="preserve">Healthark-Miltenyi PMS — UAT Guide</w:t>
       </w:r>
     </w:p>
     <w:p>
@@ -515,7 +515,7 @@
           <w:sz w:val="21"/>
           <w:szCs w:val="21"/>
         </w:rPr>
-        <w:t xml:space="preserve">A Staff member can only create annual goals when they have an active mentor.</w:t>
+        <w:t xml:space="preserve">A Staff member can only write their annual goal when they have an active mentor.</w:t>
       </w:r>
     </w:p>
     <w:p>
@@ -2296,7 +2296,23 @@
           <w:sz w:val="21"/>
           <w:szCs w:val="21"/>
         </w:rPr>
-        <w:t xml:space="preserve">Each staff member writes their own annual goals (title, description with bold/italic/lists, optional web link), the mentor approves them, and both sides review them twice a year. Goals are stamped with the active year (CY 26-27).</w:t>
+        <w:t xml:space="preserve">Each staff member writes </w:t>
+      </w:r>
+      <w:r>
+        <w:rPr>
+          <w:b/>
+          <w:bCs/>
+          <w:sz w:val="21"/>
+          <w:szCs w:val="21"/>
+        </w:rPr>
+        <w:t xml:space="preserve">one annual goal per year, in one table row</w:t>
+      </w:r>
+      <w:r>
+        <w:rPr>
+          <w:sz w:val="21"/>
+          <w:szCs w:val="21"/>
+        </w:rPr>
+        <w:t xml:space="preserve">: a title and every goal for the year as a list (bold, italic, bullet and numbered lists), plus an optional web link. The mentor approves it, and both sides review it twice a year in the same table, using an H1 / H2 selector the way Project Goals uses quarters. Mentors and the Admin get a roster with one row per person that opens the same table. Goals are stamped with the active year (CY 26-27). The year's rating stays on the Annual Reviews page.</w:t>
       </w:r>
     </w:p>
     <w:tbl>
@@ -2448,7 +2464,7 @@
                 <w:sz w:val="18"/>
                 <w:szCs w:val="18"/>
               </w:rPr>
-              <w:t xml:space="preserve">Create, edit, submit a goal</w:t>
+              <w:t xml:space="preserve">Write, edit, submit the goal</w:t>
             </w:r>
           </w:p>
         </w:tc>
@@ -2477,7 +2493,7 @@
                 <w:sz w:val="18"/>
                 <w:szCs w:val="18"/>
               </w:rPr>
-              <w:t xml:space="preserve">Staff (a mentor or the Admin may create one on a mentee's behalf)</w:t>
+              <w:t xml:space="preserve">Staff</w:t>
             </w:r>
           </w:p>
         </w:tc>
@@ -2515,7 +2531,7 @@
                 <w:sz w:val="18"/>
                 <w:szCs w:val="18"/>
               </w:rPr>
-              <w:t xml:space="preserve"> is on for the year and the staff member has a mentor</w:t>
+              <w:t xml:space="preserve"> is on for the year and the staff member has a mentor; one goal per person per year (a second one is refused)</w:t>
             </w:r>
           </w:p>
         </w:tc>
@@ -2643,7 +2659,7 @@
                 <w:sz w:val="18"/>
                 <w:szCs w:val="18"/>
               </w:rPr>
-              <w:t xml:space="preserve">Delete a goal</w:t>
+              <w:t xml:space="preserve">H1 self-review</w:t>
             </w:r>
           </w:p>
         </w:tc>
@@ -2701,7 +2717,7 @@
                 <w:sz w:val="18"/>
                 <w:szCs w:val="18"/>
               </w:rPr>
-              <w:t xml:space="preserve">only a Draft; it disappears everywhere but the record is kept</w:t>
+              <w:t xml:space="preserve">goal Approved and H1 open: from Q1 until the next goal year starts (H1 stays open for backfill during H2)</w:t>
             </w:r>
           </w:p>
         </w:tc>
@@ -2736,7 +2752,7 @@
                 <w:sz w:val="18"/>
                 <w:szCs w:val="18"/>
               </w:rPr>
-              <w:t xml:space="preserve">H1 self-review</w:t>
+              <w:t xml:space="preserve">H2 self-review</w:t>
             </w:r>
           </w:p>
         </w:tc>
@@ -2794,7 +2810,7 @@
                 <w:sz w:val="18"/>
                 <w:szCs w:val="18"/>
               </w:rPr>
-              <w:t xml:space="preserve">goal Approved and H1 open: from Q1 until the next goal year starts (H1 stays open for backfill during H2)</w:t>
+              <w:t xml:space="preserve">goal Approved and H2 open: from the Q3 roll-out until the next goal year starts</w:t>
             </w:r>
           </w:p>
         </w:tc>
@@ -2829,7 +2845,7 @@
                 <w:sz w:val="18"/>
                 <w:szCs w:val="18"/>
               </w:rPr>
-              <w:t xml:space="preserve">H2 self-review</w:t>
+              <w:t xml:space="preserve">Mentor review, draft</w:t>
             </w:r>
           </w:p>
         </w:tc>
@@ -2858,7 +2874,7 @@
                 <w:sz w:val="18"/>
                 <w:szCs w:val="18"/>
               </w:rPr>
-              <w:t xml:space="preserve">Staff</w:t>
+              <w:t xml:space="preserve">Mentor</w:t>
             </w:r>
           </w:p>
         </w:tc>
@@ -2887,7 +2903,7 @@
                 <w:sz w:val="18"/>
                 <w:szCs w:val="18"/>
               </w:rPr>
-              <w:t xml:space="preserve">goal Approved and H2 open: from the Q3 roll-out until the next goal year starts</w:t>
+              <w:t xml:space="preserve">any time the half is open, even before the self-review</w:t>
             </w:r>
           </w:p>
         </w:tc>
@@ -2922,7 +2938,7 @@
                 <w:sz w:val="18"/>
                 <w:szCs w:val="18"/>
               </w:rPr>
-              <w:t xml:space="preserve">Mentor review, draft</w:t>
+              <w:t xml:space="preserve">Mentor review, submit</w:t>
             </w:r>
           </w:p>
         </w:tc>
@@ -2980,7 +2996,7 @@
                 <w:sz w:val="18"/>
                 <w:szCs w:val="18"/>
               </w:rPr>
-              <w:t xml:space="preserve">any time the half is open, even before the self-review</w:t>
+              <w:t xml:space="preserve">only after the mentee's self-review for that half</w:t>
             </w:r>
           </w:p>
         </w:tc>
@@ -3015,99 +3031,6 @@
                 <w:sz w:val="18"/>
                 <w:szCs w:val="18"/>
               </w:rPr>
-              <w:t xml:space="preserve">Mentor review, submit</w:t>
-            </w:r>
-          </w:p>
-        </w:tc>
-        <w:tc>
-          <w:tcPr>
-            <w:tcW w:type="dxa" w:w="1872"/>
-            <w:tcBorders>
-              <w:top w:val="single" w:color="BFBFBF" w:sz="4"/>
-              <w:left w:val="single" w:color="BFBFBF" w:sz="4"/>
-              <w:bottom w:val="single" w:color="BFBFBF" w:sz="4"/>
-              <w:right w:val="single" w:color="BFBFBF" w:sz="4"/>
-            </w:tcBorders>
-            <w:tcMar>
-              <w:top w:type="dxa" w:w="60"/>
-              <w:left w:type="dxa" w:w="90"/>
-              <w:bottom w:type="dxa" w:w="60"/>
-              <w:right w:type="dxa" w:w="90"/>
-            </w:tcMar>
-          </w:tcPr>
-          <w:p>
-            <w:pPr>
-              <w:spacing w:after="0" w:before="0"/>
-            </w:pPr>
-            <w:r>
-              <w:rPr>
-                <w:sz w:val="18"/>
-                <w:szCs w:val="18"/>
-              </w:rPr>
-              <w:t xml:space="preserve">Mentor</w:t>
-            </w:r>
-          </w:p>
-        </w:tc>
-        <w:tc>
-          <w:tcPr>
-            <w:tcW w:type="dxa" w:w="4867"/>
-            <w:tcBorders>
-              <w:top w:val="single" w:color="BFBFBF" w:sz="4"/>
-              <w:left w:val="single" w:color="BFBFBF" w:sz="4"/>
-              <w:bottom w:val="single" w:color="BFBFBF" w:sz="4"/>
-              <w:right w:val="single" w:color="BFBFBF" w:sz="4"/>
-            </w:tcBorders>
-            <w:tcMar>
-              <w:top w:type="dxa" w:w="60"/>
-              <w:left w:type="dxa" w:w="90"/>
-              <w:bottom w:type="dxa" w:w="60"/>
-              <w:right w:type="dxa" w:w="90"/>
-            </w:tcMar>
-          </w:tcPr>
-          <w:p>
-            <w:pPr>
-              <w:spacing w:after="0" w:before="0"/>
-            </w:pPr>
-            <w:r>
-              <w:rPr>
-                <w:sz w:val="18"/>
-                <w:szCs w:val="18"/>
-              </w:rPr>
-              <w:t xml:space="preserve">only after the mentee's self-review for that half</w:t>
-            </w:r>
-          </w:p>
-        </w:tc>
-      </w:tr>
-      <w:tr>
-        <w:trPr>
-          <w:cantSplit/>
-          <w:tblHeader w:val="off"/>
-        </w:trPr>
-        <w:tc>
-          <w:tcPr>
-            <w:tcW w:type="dxa" w:w="2621"/>
-            <w:tcBorders>
-              <w:top w:val="single" w:color="BFBFBF" w:sz="4"/>
-              <w:left w:val="single" w:color="BFBFBF" w:sz="4"/>
-              <w:bottom w:val="single" w:color="BFBFBF" w:sz="4"/>
-              <w:right w:val="single" w:color="BFBFBF" w:sz="4"/>
-            </w:tcBorders>
-            <w:tcMar>
-              <w:top w:type="dxa" w:w="60"/>
-              <w:left w:type="dxa" w:w="90"/>
-              <w:bottom w:type="dxa" w:w="60"/>
-              <w:right w:type="dxa" w:w="90"/>
-            </w:tcMar>
-          </w:tcPr>
-          <w:p>
-            <w:pPr>
-              <w:spacing w:after="0" w:before="0"/>
-            </w:pPr>
-            <w:r>
-              <w:rPr>
-                <w:sz w:val="18"/>
-                <w:szCs w:val="18"/>
-              </w:rPr>
               <w:t xml:space="preserve">Staff sees the mentor's review</w:t>
             </w:r>
           </w:p>
@@ -3202,7 +3125,7 @@
           <w:sz w:val="21"/>
           <w:szCs w:val="21"/>
         </w:rPr>
-        <w:t xml:space="preserve">Each review records who wrote it. The mentor's Team Goals tab has a </w:t>
+        <w:t xml:space="preserve">Each review records who wrote it. The mentor's roster flags what needs them (Approve, Write review), including an H1 review still open during H2, and a goal page opens on the half waiting for the mentor. </w:t>
       </w:r>
       <w:r>
         <w:rPr>
@@ -3211,14 +3134,14 @@
           <w:sz w:val="21"/>
           <w:szCs w:val="21"/>
         </w:rPr>
-        <w:t xml:space="preserve">Notify</w:t>
-      </w:r>
-      <w:r>
-        <w:rPr>
-          <w:sz w:val="21"/>
-          <w:szCs w:val="21"/>
-        </w:rPr>
-        <w:t xml:space="preserve"> button per goal for a free-text nudge to the mentee. Once a half is closed (the next goal year has started) nothing can be added for it.</w:t>
+        <w:t xml:space="preserve">View role expectations</w:t>
+      </w:r>
+      <w:r>
+        <w:rPr>
+          <w:sz w:val="21"/>
+          <w:szCs w:val="21"/>
+        </w:rPr>
+        <w:t xml:space="preserve"> shows the staff member's competencies to the mentor and the Admin. Once a half is closed (the next goal year has started) nothing can be added for it.</w:t>
       </w:r>
     </w:p>
     <w:p>
@@ -4750,7 +4673,7 @@
                 <w:sz w:val="18"/>
                 <w:szCs w:val="18"/>
               </w:rPr>
-              <w:t xml:space="preserve">Additional goals row (with its weightage)</w:t>
+              <w:t xml:space="preserve">Additional goals row</w:t>
             </w:r>
           </w:p>
         </w:tc>
@@ -4808,7 +4731,7 @@
                 <w:sz w:val="18"/>
                 <w:szCs w:val="18"/>
               </w:rPr>
-              <w:t xml:space="preserve">no free-text extra row on new sheets; submitted sheets keep what they had</w:t>
+              <w:t xml:space="preserve">no free-text extra row on new sheets; submitted sheets keep what they had. Its weightage is set per function and level on the Framework tab (KPIs + row = 100)</w:t>
             </w:r>
           </w:p>
         </w:tc>
@@ -5481,7 +5404,7 @@
                 <w:sz w:val="18"/>
                 <w:szCs w:val="18"/>
               </w:rPr>
-              <w:t xml:space="preserve">Employee codes are assigned automatically. The Add User form pre-fills a random temporary password (Generate rolls a new one; blank lets the server pick); it is emailed to the person, who must change it at first sign-in. Deactivation blocks login at once and locks in-flight reviews; the person's mentees show as a coverage gap on the dashboard until re-paired. Reactivation keeps the old password</w:t>
+              <w:t xml:space="preserve">Employee codes are suggested from the role and can be edited or replaced with HR's own. The Add User form pre-fills a random temporary password (Generate rolls a new one; blank lets the server pick); it is emailed to the person, who must change it at first sign-in. Deactivation blocks login at once and locks in-flight reviews; the person's mentees show as a coverage gap on the dashboard until re-paired. Reactivation keeps the old password</w:t>
             </w:r>
           </w:p>
         </w:tc>
@@ -5638,7 +5561,7 @@
                 <w:sz w:val="18"/>
                 <w:szCs w:val="18"/>
               </w:rPr>
-              <w:t xml:space="preserve">The goal themes per function × level: title, two paragraphs, KPIs with weightages totalling 100; add functions, designations and levels</w:t>
+              <w:t xml:space="preserve">The goal themes per function × level: title, two paragraphs, KPIs with weightages, and the pinned Additional goals row whose weightage is editable but never deleted; KPIs plus that row total 100. Add functions, designations and levels</w:t>
             </w:r>
           </w:p>
         </w:tc>
@@ -6337,7 +6260,7 @@
         <w:sz w:val="16"/>
         <w:szCs w:val="16"/>
       </w:rPr>
-      <w:t xml:space="preserve">Miltenyi PMS — UAT Guide</w:t>
+      <w:t xml:space="preserve">Healthark-Miltenyi PMS — UAT Guide</w:t>
     </w:r>
   </w:p>
 </w:hdr>
@@ -6489,6 +6412,21 @@
   <w:style w:type="paragraph" w:styleId="Normal" w:default="1">
     <w:name w:val="Normal"/>
     <w:qFormat/>
+  </w:style>
+  <w:style w:type="table" w:styleId="TableNormal" w:default="true">
+    <w:name w:val="Normal Table"/>
+    <w:uiPriority w:val="99"/>
+    <w:semiHidden/>
+    <w:unhideWhenUsed/>
+    <w:tblPr>
+      <w:tblInd w:type="dxa" w:w="0"/>
+      <w:tblCellMar>
+        <w:top w:type="dxa" w:w="0"/>
+        <w:left w:type="dxa" w:w="108"/>
+        <w:bottom w:type="dxa" w:w="0"/>
+        <w:right w:type="dxa" w:w="108"/>
+      </w:tblCellMar>
+    </w:tblPr>
   </w:style>
   <w:style w:type="paragraph" w:styleId="Title">
     <w:name w:val="Title"/>

--- a/miltenyi-pms-dev/docs/Miltenyi-PMS-UAT-Guide.docx
+++ b/miltenyi-pms-dev/docs/Miltenyi-PMS-UAT-Guide.docx
@@ -3125,7 +3125,7 @@
           <w:sz w:val="21"/>
           <w:szCs w:val="21"/>
         </w:rPr>
-        <w:t xml:space="preserve">Each review records who wrote it. The mentor's roster flags what needs them (Approve, Write review), including an H1 review still open during H2, and a goal page opens on the half waiting for the mentor. </w:t>
+        <w:t xml:space="preserve">Each review records who wrote it. The mentor's roster flags what needs them (a highlighted View on goals awaiting approval, Write review), every row opens the goal when clicked, including an H1 review still open during H2, and a goal page opens on the half waiting for the mentor. </w:t>
       </w:r>
       <w:r>
         <w:rPr>

--- a/miltenyi-pms-dev/docs/Miltenyi-PMS-UAT-Guide.docx
+++ b/miltenyi-pms-dev/docs/Miltenyi-PMS-UAT-Guide.docx
@@ -2237,6 +2237,115 @@
           </w:p>
         </w:tc>
       </w:tr>
+      <w:tr>
+        <w:trPr>
+          <w:cantSplit/>
+          <w:tblHeader w:val="off"/>
+        </w:trPr>
+        <w:tc>
+          <w:tcPr>
+            <w:tcW w:type="dxa" w:w="2621"/>
+            <w:tcBorders>
+              <w:top w:val="single" w:color="BFBFBF" w:sz="4"/>
+              <w:left w:val="single" w:color="BFBFBF" w:sz="4"/>
+              <w:bottom w:val="single" w:color="BFBFBF" w:sz="4"/>
+              <w:right w:val="single" w:color="BFBFBF" w:sz="4"/>
+            </w:tcBorders>
+            <w:tcMar>
+              <w:top w:type="dxa" w:w="60"/>
+              <w:left w:type="dxa" w:w="90"/>
+              <w:bottom w:type="dxa" w:w="60"/>
+              <w:right w:type="dxa" w:w="90"/>
+            </w:tcMar>
+          </w:tcPr>
+          <w:p>
+            <w:pPr>
+              <w:spacing w:after="0" w:before="0"/>
+            </w:pPr>
+            <w:r>
+              <w:rPr>
+                <w:sz w:val="18"/>
+                <w:szCs w:val="18"/>
+              </w:rPr>
+              <w:t xml:space="preserve">Customise one person's framework (personal framework)</w:t>
+            </w:r>
+          </w:p>
+        </w:tc>
+        <w:tc>
+          <w:tcPr>
+            <w:tcW w:type="dxa" w:w="1872"/>
+            <w:tcBorders>
+              <w:top w:val="single" w:color="BFBFBF" w:sz="4"/>
+              <w:left w:val="single" w:color="BFBFBF" w:sz="4"/>
+              <w:bottom w:val="single" w:color="BFBFBF" w:sz="4"/>
+              <w:right w:val="single" w:color="BFBFBF" w:sz="4"/>
+            </w:tcBorders>
+            <w:tcMar>
+              <w:top w:type="dxa" w:w="60"/>
+              <w:left w:type="dxa" w:w="90"/>
+              <w:bottom w:type="dxa" w:w="60"/>
+              <w:right w:type="dxa" w:w="90"/>
+            </w:tcMar>
+          </w:tcPr>
+          <w:p>
+            <w:pPr>
+              <w:spacing w:after="0" w:before="0"/>
+            </w:pPr>
+            <w:r>
+              <w:rPr>
+                <w:sz w:val="18"/>
+                <w:szCs w:val="18"/>
+              </w:rPr>
+              <w:t xml:space="preserve">Admin</w:t>
+            </w:r>
+          </w:p>
+        </w:tc>
+        <w:tc>
+          <w:tcPr>
+            <w:tcW w:type="dxa" w:w="4867"/>
+            <w:tcBorders>
+              <w:top w:val="single" w:color="BFBFBF" w:sz="4"/>
+              <w:left w:val="single" w:color="BFBFBF" w:sz="4"/>
+              <w:bottom w:val="single" w:color="BFBFBF" w:sz="4"/>
+              <w:right w:val="single" w:color="BFBFBF" w:sz="4"/>
+            </w:tcBorders>
+            <w:tcMar>
+              <w:top w:type="dxa" w:w="60"/>
+              <w:left w:type="dxa" w:w="90"/>
+              <w:bottom w:type="dxa" w:w="60"/>
+              <w:right w:type="dxa" w:w="90"/>
+            </w:tcMar>
+          </w:tcPr>
+          <w:p>
+            <w:pPr>
+              <w:spacing w:after="0" w:before="0"/>
+            </w:pPr>
+            <w:r>
+              <w:rPr>
+                <w:sz w:val="18"/>
+                <w:szCs w:val="18"/>
+              </w:rPr>
+              <w:t xml:space="preserve">active goal year; the person has a function, a level and a framework column. Applies to their sheet at once (goal text and reviews stay on their rows); KPIs can be added or removed until their goals are approved, after that only texts and weightages. </w:t>
+            </w:r>
+            <w:r>
+              <w:rPr>
+                <w:b/>
+                <w:bCs/>
+                <w:sz w:val="18"/>
+                <w:szCs w:val="18"/>
+              </w:rPr>
+              <w:t xml:space="preserve">Revert to standard</w:t>
+            </w:r>
+            <w:r>
+              <w:rPr>
+                <w:sz w:val="18"/>
+                <w:szCs w:val="18"/>
+              </w:rPr>
+              <w:t xml:space="preserve"> goes back to the column</w:t>
+            </w:r>
+          </w:p>
+        </w:tc>
+      </w:tr>
     </w:tbl>
     <w:p>
       <w:pPr>
@@ -2269,6 +2378,50 @@
           <w:szCs w:val="21"/>
         </w:rPr>
         <w:t xml:space="preserve"> is on. The Team Goals and All Goals queues show every sheet's state per quarter and let the Admin filter by function, level and mentor.</w:t>
+      </w:r>
+    </w:p>
+    <w:p>
+      <w:pPr>
+        <w:spacing w:after="120"/>
+      </w:pPr>
+      <w:r>
+        <w:rPr>
+          <w:sz w:val="21"/>
+          <w:szCs w:val="21"/>
+        </w:rPr>
+        <w:t xml:space="preserve">A personal framework shows a </w:t>
+      </w:r>
+      <w:r>
+        <w:rPr>
+          <w:b/>
+          <w:bCs/>
+          <w:sz w:val="21"/>
+          <w:szCs w:val="21"/>
+        </w:rPr>
+        <w:t xml:space="preserve">Personalised</w:t>
+      </w:r>
+      <w:r>
+        <w:rPr>
+          <w:sz w:val="21"/>
+          <w:szCs w:val="21"/>
+        </w:rPr>
+        <w:t xml:space="preserve"> chip on the framework band (for the staff member, the mentor and the Admin), in the queues and on Framework Mapping. It belongs to one goal year: the next year starts from the column again, and the editor offers </w:t>
+      </w:r>
+      <w:r>
+        <w:rPr>
+          <w:b/>
+          <w:bCs/>
+          <w:sz w:val="21"/>
+          <w:szCs w:val="21"/>
+        </w:rPr>
+        <w:t xml:space="preserve">Copy last year's</w:t>
+      </w:r>
+      <w:r>
+        <w:rPr>
+          <w:sz w:val="21"/>
+          <w:szCs w:val="21"/>
+        </w:rPr>
+        <w:t xml:space="preserve">. Past goal years are locked; their framework cannot be edited.</w:t>
       </w:r>
     </w:p>
     <w:p>
@@ -5072,7 +5225,7 @@
           <w:sz w:val="21"/>
           <w:szCs w:val="21"/>
         </w:rPr>
-        <w:t xml:space="preserve"> fires per event: a goal submitted, approved or sent back, a self-review or review submitted, a mentor's nudge, every quarter move, every Admin announcement. It also shows live alerts (drafts not submitted, goals awaiting a mentor's approval) and an Announcements tab for paused switches and a changed cycle.</w:t>
+        <w:t xml:space="preserve"> fires per event: a goal submitted, approved or sent back, a self-review or review submitted, a mentor's nudge, every quarter move, every Admin announcement, and a personal framework saved or reverted (to the staff member and their mentor). It also shows live alerts (drafts not submitted, goals awaiting a mentor's approval) and an Announcements tab for paused switches and a changed cycle.</w:t>
       </w:r>
     </w:p>
     <w:p>
@@ -5468,7 +5621,7 @@
                 <w:sz w:val="18"/>
                 <w:szCs w:val="18"/>
               </w:rPr>
-              <w:t xml:space="preserve">Function, designation (level), mentor and Miltenyi reviewer per person</w:t>
+              <w:t xml:space="preserve">Function, designation (level), mentor and Miltenyi reviewer per person; the person icon customises that person's framework for the year</w:t>
             </w:r>
           </w:p>
         </w:tc>
@@ -5497,7 +5650,7 @@
                 <w:sz w:val="18"/>
                 <w:szCs w:val="18"/>
               </w:rPr>
-              <w:t xml:space="preserve">Function and designation are locked while the person has a goal sheet in the active goal year (409); change them between years</w:t>
+              <w:t xml:space="preserve">Function and designation are locked while the person has a goal sheet in the active goal year (409), or a personal framework (revert it first); change them between years</w:t>
             </w:r>
           </w:p>
         </w:tc>
@@ -5561,7 +5714,7 @@
                 <w:sz w:val="18"/>
                 <w:szCs w:val="18"/>
               </w:rPr>
-              <w:t xml:space="preserve">The goal themes per function × level: title, two paragraphs, KPIs with weightages, and the pinned Additional goals row whose weightage is editable but never deleted; KPIs plus that row total 100. Add functions, designations and levels</w:t>
+              <w:t xml:space="preserve">The goal themes per function × level: title, two paragraphs, KPIs with weightages, and the pinned Additional goals row whose weightage is editable but never deleted; KPIs plus that row total 100. Add functions, designations and levels. Under the matrix, the year's personal frameworks with Edit and Revert</w:t>
             </w:r>
           </w:p>
         </w:tc>
@@ -5590,7 +5743,7 @@
                 <w:sz w:val="18"/>
                 <w:szCs w:val="18"/>
               </w:rPr>
-              <w:t xml:space="preserve">Staged Save. A function without rows (Pharmacovigilance today) shows its staff "no framework yet" until rows are added</w:t>
+              <w:t xml:space="preserve">Staged Save. A function without rows (Pharmacovigilance today) shows its staff "no framework yet" until rows are added. A past goal year's framework is read-only</w:t>
             </w:r>
           </w:p>
         </w:tc>

--- a/miltenyi-pms-dev/docs/Miltenyi-PMS-UAT-Guide.docx
+++ b/miltenyi-pms-dev/docs/Miltenyi-PMS-UAT-Guide.docx
@@ -5621,7 +5621,23 @@
                 <w:sz w:val="18"/>
                 <w:szCs w:val="18"/>
               </w:rPr>
-              <w:t xml:space="preserve">Function, designation (level), mentor and Miltenyi reviewer per person; the person icon customises that person's framework for the year</w:t>
+              <w:t xml:space="preserve">Function, designation (level), mentor and Miltenyi reviewer per person; </w:t>
+            </w:r>
+            <w:r>
+              <w:rPr>
+                <w:b/>
+                <w:bCs/>
+                <w:sz w:val="18"/>
+                <w:szCs w:val="18"/>
+              </w:rPr>
+              <w:t xml:space="preserve">Personalise framework</w:t>
+            </w:r>
+            <w:r>
+              <w:rPr>
+                <w:sz w:val="18"/>
+                <w:szCs w:val="18"/>
+              </w:rPr>
+              <w:t xml:space="preserve"> gives that person their own framework for the year</w:t>
             </w:r>
           </w:p>
         </w:tc>

--- a/miltenyi-pms-dev/docs/Miltenyi-PMS-UAT-Guide.docx
+++ b/miltenyi-pms-dev/docs/Miltenyi-PMS-UAT-Guide.docx
@@ -5666,7 +5666,7 @@
                 <w:sz w:val="18"/>
                 <w:szCs w:val="18"/>
               </w:rPr>
-              <w:t xml:space="preserve">Function and designation are locked while the person has a goal sheet in the active goal year (409), or a personal framework (revert it first); change them between years</w:t>
+              <w:t xml:space="preserve">Function and designation are locked while the person has a goal sheet in the active goal year (409); change them between years. Before a sheet exists, changing the function or level of a personalised person removes the personal framework after a confirmation</w:t>
             </w:r>
           </w:p>
         </w:tc>
